--- a/testakten/insolvenzplan-starug-planwerkstatt-metallbau-hansa/13_steuer_sv_risiken.docx
+++ b/testakten/insolvenzplan-starug-planwerkstatt-metallbau-hansa/13_steuer_sv_risiken.docx
@@ -5,44 +5,68 @@
     <w:p>
       <w:pPr>
         <w:pStyle w:val="Heading1"/>
+        <w:spacing w:after="160" w:line="259" w:lineRule="auto"/>
       </w:pPr>
       <w:r>
         <w:rPr>
           <w:rFonts w:ascii="Times New Roman" w:hAnsi="Times New Roman"/>
+          <w:b/>
+          <w:sz w:val="28"/>
         </w:rPr>
         <w:t>Steuer- und Sozialversicherungsrisiken im Restrukturierungsverfahren</w:t>
       </w:r>
     </w:p>
     <w:p>
       <w:pPr>
+        <w:spacing w:before="120" w:after="60" w:line="259" w:lineRule="auto"/>
         <w:jc w:val="left"/>
       </w:pPr>
       <w:r>
         <w:rPr>
-          <w:b/>
+          <w:rFonts w:ascii="Times New Roman" w:hAnsi="Times New Roman"/>
+          <w:b w:val="0"/>
+          <w:i w:val="0"/>
+          <w:sz w:val="22"/>
         </w:rPr>
         <w:t>Aktenzeichen:</w:t>
       </w:r>
       <w:r>
+        <w:rPr>
+          <w:rFonts w:ascii="Times New Roman" w:hAnsi="Times New Roman"/>
+          <w:b w:val="0"/>
+          <w:i w:val="0"/>
+          <w:sz w:val="22"/>
+        </w:rPr>
         <w:t xml:space="preserve"> MH-2026-001</w:t>
       </w:r>
     </w:p>
     <w:p>
       <w:pPr>
+        <w:spacing w:before="120" w:after="60" w:line="259" w:lineRule="auto"/>
         <w:jc w:val="left"/>
       </w:pPr>
       <w:r>
         <w:rPr>
-          <w:b/>
+          <w:rFonts w:ascii="Times New Roman" w:hAnsi="Times New Roman"/>
+          <w:b w:val="0"/>
+          <w:i w:val="0"/>
+          <w:sz w:val="22"/>
         </w:rPr>
         <w:t>Datum:</w:t>
       </w:r>
       <w:r>
+        <w:rPr>
+          <w:rFonts w:ascii="Times New Roman" w:hAnsi="Times New Roman"/>
+          <w:b w:val="0"/>
+          <w:i w:val="0"/>
+          <w:sz w:val="22"/>
+        </w:rPr>
         <w:t xml:space="preserve"> 9. Juni 2026</w:t>
       </w:r>
     </w:p>
     <w:p>
       <w:pPr>
+        <w:spacing w:line="259" w:lineRule="auto" w:after="60"/>
         <w:jc w:val="left"/>
       </w:pPr>
       <w:r>
@@ -57,42 +81,63 @@
     </w:p>
     <w:p>
       <w:pPr>
+        <w:spacing w:before="120" w:after="60" w:line="259" w:lineRule="auto"/>
         <w:jc w:val="left"/>
       </w:pPr>
       <w:r>
         <w:rPr>
+          <w:rFonts w:ascii="Times New Roman" w:hAnsi="Times New Roman"/>
           <w:b/>
+          <w:sz w:val="22"/>
         </w:rPr>
         <w:t>Status:</w:t>
       </w:r>
       <w:r>
+        <w:rPr>
+          <w:rFonts w:ascii="Times New Roman" w:hAnsi="Times New Roman"/>
+          <w:b/>
+          <w:sz w:val="22"/>
+        </w:rPr>
         <w:t xml:space="preserve"> Arbeitsfassung für Sanierungsplanung</w:t>
       </w:r>
     </w:p>
-    <w:p/>
+    <w:p>
+      <w:pPr>
+        <w:spacing w:line="259" w:lineRule="auto" w:after="60"/>
+      </w:pPr>
+    </w:p>
     <w:p>
       <w:pPr>
         <w:pStyle w:val="Heading2"/>
+        <w:spacing w:before="120" w:after="60" w:line="259" w:lineRule="auto"/>
       </w:pPr>
       <w:r>
         <w:rPr>
           <w:rFonts w:ascii="Times New Roman" w:hAnsi="Times New Roman"/>
+          <w:b/>
+          <w:sz w:val="22"/>
         </w:rPr>
         <w:t>1. Vorbemerkung</w:t>
       </w:r>
     </w:p>
     <w:p>
       <w:pPr>
+        <w:spacing w:line="259" w:lineRule="auto" w:after="60"/>
         <w:jc w:val="left"/>
       </w:pPr>
       <w:r>
         <w:t>Die steuerlichen und sozialversicherungsrechtlichen Risiken sind im Rahmen des Insolvenzplan- bzw. StaRUG-Restrukturierungsverfahrens sorgfältig zu quantifizieren, da sie sowohl die Vergleichsrechnung als auch den Liquiditätsbedarf im Planvollzug unmittelbar beeinflussen. Insbesondere der Sanierungsgewinn aus dem Forderungsverzicht der Gesellschafterin und der Gläubiger muss steuerrechtlich abgesichert sein, bevor der Plan angenommen wird.</w:t>
       </w:r>
     </w:p>
-    <w:p/>
+    <w:p>
+      <w:pPr>
+        <w:spacing w:line="259" w:lineRule="auto" w:after="60"/>
+      </w:pPr>
+    </w:p>
     <w:p>
       <w:pPr>
         <w:pStyle w:val="Heading2"/>
+        <w:spacing w:line="259" w:lineRule="auto" w:after="60"/>
       </w:pPr>
       <w:r>
         <w:rPr>
@@ -104,6 +149,7 @@
     <w:p>
       <w:pPr>
         <w:pStyle w:val="Heading3"/>
+        <w:spacing w:line="259" w:lineRule="auto" w:after="60"/>
       </w:pPr>
       <w:r>
         <w:rPr>
@@ -465,6 +511,7 @@
     </w:tbl>
     <w:p>
       <w:pPr>
+        <w:spacing w:line="259" w:lineRule="auto" w:after="60"/>
         <w:jc w:val="left"/>
       </w:pPr>
       <w:r>
@@ -479,6 +526,7 @@
     </w:p>
     <w:p>
       <w:pPr>
+        <w:spacing w:line="259" w:lineRule="auto" w:after="60"/>
         <w:jc w:val="left"/>
       </w:pPr>
       <w:r>
@@ -494,6 +542,7 @@
     <w:p>
       <w:pPr>
         <w:pStyle w:val="Heading3"/>
+        <w:spacing w:line="259" w:lineRule="auto" w:after="60"/>
       </w:pPr>
       <w:r>
         <w:rPr>
@@ -651,6 +700,7 @@
     </w:tbl>
     <w:p>
       <w:pPr>
+        <w:spacing w:line="259" w:lineRule="auto" w:after="60"/>
         <w:jc w:val="left"/>
       </w:pPr>
       <w:r>
@@ -660,6 +710,7 @@
     <w:p>
       <w:pPr>
         <w:pStyle w:val="Heading3"/>
+        <w:spacing w:line="259" w:lineRule="auto" w:after="60"/>
       </w:pPr>
       <w:r>
         <w:rPr>
@@ -919,6 +970,7 @@
     </w:tbl>
     <w:p>
       <w:pPr>
+        <w:spacing w:line="259" w:lineRule="auto" w:after="60"/>
         <w:jc w:val="left"/>
       </w:pPr>
       <w:r>
@@ -940,10 +992,15 @@
         <w:t xml:space="preserve"> Ob ein Anteilseignerwechsel im StaRUG-Plan oder im Insolvenzplan durch die Verpfändung/Übertragung von GmbH-Anteilen als schädlich gilt. Nach § 8c Abs. 1a KStG (Sanierungsklausel) können Verlustvorträge erhalten bleiben, wenn der Anteilserwerb Sanierungszwecken dient. Antrag ist zu stellen.</w:t>
       </w:r>
     </w:p>
-    <w:p/>
+    <w:p>
+      <w:pPr>
+        <w:spacing w:line="259" w:lineRule="auto" w:after="60"/>
+      </w:pPr>
+    </w:p>
     <w:p>
       <w:pPr>
         <w:pStyle w:val="Heading2"/>
+        <w:spacing w:line="259" w:lineRule="auto" w:after="60"/>
       </w:pPr>
       <w:r>
         <w:rPr>
@@ -955,6 +1012,7 @@
     <w:p>
       <w:pPr>
         <w:pStyle w:val="Heading3"/>
+        <w:spacing w:line="259" w:lineRule="auto" w:after="60"/>
       </w:pPr>
       <w:r>
         <w:rPr>
@@ -965,6 +1023,7 @@
     </w:p>
     <w:p>
       <w:pPr>
+        <w:spacing w:line="259" w:lineRule="auto" w:after="60"/>
         <w:jc w:val="left"/>
       </w:pPr>
       <w:r>
@@ -1229,6 +1288,7 @@
     <w:p>
       <w:pPr>
         <w:pStyle w:val="Heading3"/>
+        <w:spacing w:line="259" w:lineRule="auto" w:after="60"/>
       </w:pPr>
       <w:r>
         <w:rPr>
@@ -1239,6 +1299,7 @@
     </w:p>
     <w:p>
       <w:pPr>
+        <w:spacing w:line="259" w:lineRule="auto" w:after="60"/>
         <w:jc w:val="left"/>
       </w:pPr>
       <w:r>
@@ -1248,6 +1309,7 @@
     <w:p>
       <w:pPr>
         <w:pStyle w:val="ListNumber"/>
+        <w:spacing w:line="259" w:lineRule="auto" w:after="60"/>
       </w:pPr>
       <w:r>
         <w:t>Das Unternehmen ist sanierungsbedürftig (nachgewiesen durch Überschuldung oder drohende Zahlungsunfähigkeit),</w:t>
@@ -1256,6 +1318,7 @@
     <w:p>
       <w:pPr>
         <w:pStyle w:val="ListNumber"/>
+        <w:spacing w:line="259" w:lineRule="auto" w:after="60"/>
       </w:pPr>
       <w:r>
         <w:t>der Gläubigerverzicht erfolgt in Sanierungsabsicht,</w:t>
@@ -1264,6 +1327,7 @@
     <w:p>
       <w:pPr>
         <w:pStyle w:val="ListNumber"/>
+        <w:spacing w:line="259" w:lineRule="auto" w:after="60"/>
       </w:pPr>
       <w:r>
         <w:t>das Unternehmen ist nach dem Plan sanierungsfähig (positive Fortführungsprognose).</w:t>
@@ -1271,6 +1335,7 @@
     </w:p>
     <w:p>
       <w:pPr>
+        <w:spacing w:line="259" w:lineRule="auto" w:after="60"/>
         <w:jc w:val="left"/>
       </w:pPr>
       <w:r>
@@ -1285,6 +1350,7 @@
     </w:p>
     <w:p>
       <w:pPr>
+        <w:spacing w:line="259" w:lineRule="auto" w:after="60"/>
         <w:jc w:val="left"/>
       </w:pPr>
       <w:r>
@@ -1308,6 +1374,7 @@
     </w:p>
     <w:p>
       <w:pPr>
+        <w:spacing w:line="259" w:lineRule="auto" w:after="60"/>
         <w:jc w:val="left"/>
       </w:pPr>
       <w:r>
@@ -1320,10 +1387,15 @@
         <w:t xml:space="preserve"> Soweit Verlustvorträge (1,24 Mio. Euro KSt-VV) verrechnet werden können, reduziert sich die Steuerlast. Nach § 3a Abs. 3 EStG sind Verlustvorträge vorrangig mit dem Sanierungsgewinn zu verrechnen. Dies mindert zwar die steuerfreie Quote, schützt aber die Verlustvorträge für die Zukunft nicht vollständig.</w:t>
       </w:r>
     </w:p>
-    <w:p/>
+    <w:p>
+      <w:pPr>
+        <w:spacing w:line="259" w:lineRule="auto" w:after="60"/>
+      </w:pPr>
+    </w:p>
     <w:p>
       <w:pPr>
         <w:pStyle w:val="Heading2"/>
+        <w:spacing w:line="259" w:lineRule="auto" w:after="60"/>
       </w:pPr>
       <w:r>
         <w:rPr>
@@ -1335,6 +1407,7 @@
     <w:p>
       <w:pPr>
         <w:pStyle w:val="Heading3"/>
+        <w:spacing w:line="259" w:lineRule="auto" w:after="60"/>
       </w:pPr>
       <w:r>
         <w:rPr>
@@ -1662,6 +1735,7 @@
     </w:tbl>
     <w:p>
       <w:pPr>
+        <w:spacing w:line="259" w:lineRule="auto" w:after="60"/>
         <w:jc w:val="left"/>
       </w:pPr>
       <w:r>
@@ -1670,6 +1744,7 @@
     </w:p>
     <w:p>
       <w:pPr>
+        <w:spacing w:line="259" w:lineRule="auto" w:after="60"/>
         <w:jc w:val="left"/>
       </w:pPr>
       <w:r>
@@ -1684,6 +1759,7 @@
     </w:p>
     <w:p>
       <w:pPr>
+        <w:spacing w:line="259" w:lineRule="auto" w:after="60"/>
         <w:jc w:val="left"/>
       </w:pPr>
       <w:r>
@@ -1699,6 +1775,7 @@
     <w:p>
       <w:pPr>
         <w:pStyle w:val="Heading3"/>
+        <w:spacing w:line="259" w:lineRule="auto" w:after="60"/>
       </w:pPr>
       <w:r>
         <w:rPr>
@@ -1709,6 +1786,7 @@
     </w:p>
     <w:p>
       <w:pPr>
+        <w:spacing w:line="259" w:lineRule="auto" w:after="60"/>
         <w:jc w:val="left"/>
       </w:pPr>
       <w:r>
@@ -1718,6 +1796,7 @@
     <w:p>
       <w:pPr>
         <w:pStyle w:val="ListBullet"/>
+        <w:spacing w:line="259" w:lineRule="auto" w:after="60"/>
       </w:pPr>
       <w:r>
         <w:t>Lohnzahlungen Juni, Juli, August 2026 (ca. 450.000 Euro/Monat × 3 = 1.350.000 Euro).</w:t>
@@ -1726,6 +1805,7 @@
     <w:p>
       <w:pPr>
         <w:pStyle w:val="ListBullet"/>
+        <w:spacing w:line="259" w:lineRule="auto" w:after="60"/>
       </w:pPr>
       <w:r>
         <w:t>Gleichzeitig entlastet es die Insolvenzmasse erheblich und verbessert die Vergleichsrechnung.</w:t>
@@ -1734,6 +1814,7 @@
     <w:p>
       <w:pPr>
         <w:pStyle w:val="ListBullet"/>
+        <w:spacing w:line="259" w:lineRule="auto" w:after="60"/>
       </w:pPr>
       <w:r>
         <w:rPr>
@@ -1748,6 +1829,7 @@
     <w:p>
       <w:pPr>
         <w:pStyle w:val="Heading3"/>
+        <w:spacing w:line="259" w:lineRule="auto" w:after="60"/>
       </w:pPr>
       <w:r>
         <w:rPr>
@@ -1758,16 +1840,22 @@
     </w:p>
     <w:p>
       <w:pPr>
+        <w:spacing w:line="259" w:lineRule="auto" w:after="60"/>
         <w:jc w:val="left"/>
       </w:pPr>
       <w:r>
         <w:t>Nach § 266a StGB und ständiger BGH-Rechtsprechung haften Geschäftsführer persönlich für Arbeitnehmeranteile zur Sozialversicherung, die trotz Kenntnis der Zahlungsunfähigkeit nicht abgeführt werden. Anna Reimers und Lukas Petersen wurden darüber informiert. Die bisherigen Arbeitnehmeranteile wurden stets und vollständig abgeführt. Arbeitgeberanteile fallen nicht unter § 266a StGB.</w:t>
       </w:r>
     </w:p>
-    <w:p/>
+    <w:p>
+      <w:pPr>
+        <w:spacing w:line="259" w:lineRule="auto" w:after="60"/>
+      </w:pPr>
+    </w:p>
     <w:p>
       <w:pPr>
         <w:pStyle w:val="Heading2"/>
+        <w:spacing w:line="259" w:lineRule="auto" w:after="60"/>
       </w:pPr>
       <w:r>
         <w:rPr>
@@ -1779,6 +1867,7 @@
     <w:p>
       <w:pPr>
         <w:pStyle w:val="Heading3"/>
+        <w:spacing w:line="259" w:lineRule="auto" w:after="60"/>
       </w:pPr>
       <w:r>
         <w:rPr>
@@ -1789,6 +1878,7 @@
     </w:p>
     <w:p>
       <w:pPr>
+        <w:spacing w:line="259" w:lineRule="auto" w:after="60"/>
         <w:jc w:val="left"/>
       </w:pPr>
       <w:r>
@@ -1798,6 +1888,7 @@
     <w:p>
       <w:pPr>
         <w:pStyle w:val="ListBullet"/>
+        <w:spacing w:line="259" w:lineRule="auto" w:after="60"/>
       </w:pPr>
       <w:r>
         <w:rPr>
@@ -1812,6 +1903,7 @@
     <w:p>
       <w:pPr>
         <w:pStyle w:val="ListBullet"/>
+        <w:spacing w:line="259" w:lineRule="auto" w:after="60"/>
       </w:pPr>
       <w:r>
         <w:rPr>
@@ -1826,6 +1918,7 @@
     <w:p>
       <w:pPr>
         <w:pStyle w:val="Heading3"/>
+        <w:spacing w:line="259" w:lineRule="auto" w:after="60"/>
       </w:pPr>
       <w:r>
         <w:rPr>
@@ -1836,6 +1929,7 @@
     </w:p>
     <w:p>
       <w:pPr>
+        <w:spacing w:line="259" w:lineRule="auto" w:after="60"/>
         <w:jc w:val="left"/>
       </w:pPr>
       <w:r>
@@ -1851,10 +1945,15 @@
         <w:t xml:space="preserve"> und des Sachwalters umsatzsteuerpflichtig sein und sind als Masseverbindlichkeiten zu berücksichtigen.</w:t>
       </w:r>
     </w:p>
-    <w:p/>
+    <w:p>
+      <w:pPr>
+        <w:spacing w:line="259" w:lineRule="auto" w:after="60"/>
+      </w:pPr>
+    </w:p>
     <w:p>
       <w:pPr>
         <w:pStyle w:val="Heading2"/>
+        <w:spacing w:line="259" w:lineRule="auto" w:after="60"/>
       </w:pPr>
       <w:r>
         <w:rPr>
@@ -2286,9 +2385,14 @@
         </w:tc>
       </w:tr>
     </w:tbl>
-    <w:p/>
     <w:p>
       <w:pPr>
+        <w:spacing w:line="259" w:lineRule="auto" w:after="60"/>
+      </w:pPr>
+    </w:p>
+    <w:p>
+      <w:pPr>
+        <w:spacing w:line="259" w:lineRule="auto" w:after="60"/>
         <w:jc w:val="left"/>
       </w:pPr>
       <w:r>
@@ -2299,13 +2403,58 @@
       </w:r>
     </w:p>
     <w:sectPr>
+      <w:headerReference w:type="default" r:id="rId9"/>
+      <w:footerReference w:type="default" r:id="rId10"/>
       <w:pgSz w:w="11906" w:h="16838"/>
-      <w:pgMar w:top="1417" w:right="1417" w:bottom="1417" w:left="1417" w:header="720" w:footer="720" w:gutter="0"/>
+      <w:pgMar w:top="1191" w:right="1247" w:bottom="1134" w:left="1361" w:header="720" w:footer="720" w:gutter="0"/>
       <w:cols w:space="720"/>
       <w:docGrid w:linePitch="360"/>
     </w:sectPr>
   </w:body>
 </w:document>
+</file>
+
+<file path=word/footer1.xml><?xml version="1.0" encoding="utf-8"?>
+<w:ftr xmlns:m="http://schemas.openxmlformats.org/officeDocument/2006/math" xmlns:mc="http://schemas.openxmlformats.org/markup-compatibility/2006" xmlns:mo="http://schemas.microsoft.com/office/mac/office/2008/main" xmlns:mv="urn:schemas-microsoft-com:mac:vml" xmlns:o="urn:schemas-microsoft-com:office:office" xmlns:r="http://schemas.openxmlformats.org/officeDocument/2006/relationships" xmlns:v="urn:schemas-microsoft-com:vml" xmlns:w10="urn:schemas-microsoft-com:office:word" xmlns:w14="http://schemas.microsoft.com/office/word/2010/wordml" xmlns:w="http://schemas.openxmlformats.org/wordprocessingml/2006/main" xmlns:wne="http://schemas.microsoft.com/office/word/2006/wordml" xmlns:wp14="http://schemas.microsoft.com/office/word/2010/wordprocessingDrawing" xmlns:wp="http://schemas.openxmlformats.org/drawingml/2006/wordprocessingDrawing" xmlns:wpc="http://schemas.microsoft.com/office/word/2010/wordprocessingCanvas" xmlns:wpg="http://schemas.microsoft.com/office/word/2010/wordprocessingGroup" xmlns:wpi="http://schemas.microsoft.com/office/word/2010/wordprocessingInk" xmlns:wps="http://schemas.microsoft.com/office/word/2010/wordprocessingShape" mc:Ignorable="w14 wp14">
+  <w:p>
+    <w:pPr>
+      <w:pStyle w:val="Footer"/>
+      <w:jc w:val="left"/>
+    </w:pPr>
+    <w:r/>
+    <w:r>
+      <w:rPr>
+        <w:rFonts w:ascii="Times New Roman" w:hAnsi="Times New Roman"/>
+        <w:b w:val="0"/>
+        <w:color w:val="777777"/>
+        <w:sz w:val="17"/>
+      </w:rPr>
+      <w:t>Vertraulich | Bearbeitungsstand Juli 2026 | nur zur Aktenbearbeitung</w:t>
+    </w:r>
+  </w:p>
+</w:ftr>
+</file>
+
+<file path=word/header1.xml><?xml version="1.0" encoding="utf-8"?>
+<w:hdr xmlns:m="http://schemas.openxmlformats.org/officeDocument/2006/math" xmlns:mc="http://schemas.openxmlformats.org/markup-compatibility/2006" xmlns:mo="http://schemas.microsoft.com/office/mac/office/2008/main" xmlns:mv="urn:schemas-microsoft-com:mac:vml" xmlns:o="urn:schemas-microsoft-com:office:office" xmlns:r="http://schemas.openxmlformats.org/officeDocument/2006/relationships" xmlns:v="urn:schemas-microsoft-com:vml" xmlns:w10="urn:schemas-microsoft-com:office:word" xmlns:w14="http://schemas.microsoft.com/office/word/2010/wordml" xmlns:w="http://schemas.openxmlformats.org/wordprocessingml/2006/main" xmlns:wne="http://schemas.microsoft.com/office/word/2006/wordml" xmlns:wp14="http://schemas.microsoft.com/office/word/2010/wordprocessingDrawing" xmlns:wp="http://schemas.openxmlformats.org/drawingml/2006/wordprocessingDrawing" xmlns:wpc="http://schemas.microsoft.com/office/word/2010/wordprocessingCanvas" xmlns:wpg="http://schemas.microsoft.com/office/word/2010/wordprocessingGroup" xmlns:wpi="http://schemas.microsoft.com/office/word/2010/wordprocessingInk" xmlns:wps="http://schemas.microsoft.com/office/word/2010/wordprocessingShape" mc:Ignorable="w14 wp14">
+  <w:p>
+    <w:pPr>
+      <w:pStyle w:val="Header"/>
+      <w:jc w:val="left"/>
+    </w:pPr>
+    <w:r/>
+    <w:r>
+      <w:rPr>
+        <w:rFonts w:ascii="Times New Roman" w:hAnsi="Times New Roman"/>
+        <w:b w:val="0"/>
+        <w:i w:val="0"/>
+        <w:color w:val="666666"/>
+        <w:sz w:val="17"/>
+      </w:rPr>
+      <w:t>Lindenhof und Partner mbB | Insolvenz- und Restrukturierungsakte | Bearbeitungsstand Juli 2026</w:t>
+    </w:r>
+  </w:p>
+</w:hdr>
 </file>
 
 <file path=word/numbering.xml><?xml version="1.0" encoding="utf-8"?>
@@ -3022,11 +3171,12 @@
       <w:contextualSpacing/>
     </w:pPr>
     <w:rPr>
-      <w:rFonts w:asciiTheme="majorHAnsi" w:eastAsiaTheme="majorEastAsia" w:hAnsiTheme="majorHAnsi" w:cstheme="majorBidi"/>
+      <w:rFonts w:asciiTheme="majorHAnsi" w:eastAsiaTheme="majorEastAsia" w:hAnsiTheme="majorHAnsi" w:cstheme="majorBidi" w:ascii="Times New Roman" w:hAnsi="Times New Roman"/>
+      <w:b/>
       <w:color w:val="17365D" w:themeColor="text2" w:themeShade="BF"/>
       <w:spacing w:val="5"/>
       <w:kern w:val="28"/>
-      <w:sz w:val="52"/>
+      <w:sz w:val="30"/>
       <w:szCs w:val="52"/>
     </w:rPr>
   </w:style>
